--- a/Sprints/Sprint Retrospectives/Sprint Retrospektiv Uke 6.docx
+++ b/Sprints/Sprint Retrospectives/Sprint Retrospektiv Uke 6.docx
@@ -16,7 +16,10 @@
         <w:t>tiv</w:t>
       </w:r>
       <w:r>
-        <w:t xml:space="preserve"> Iteration 5</w:t>
+        <w:t xml:space="preserve"> </w:t>
+      </w:r>
+      <w:r>
+        <w:t>Uke 6</w:t>
       </w:r>
     </w:p>
     <w:tbl>
@@ -783,21 +786,11 @@
     <w:r>
       <w:t xml:space="preserve"> </w:t>
     </w:r>
-    <w:r>
-      <w:fldChar w:fldCharType="begin"/>
-    </w:r>
-    <w:r>
-      <w:instrText xml:space="preserve"> NUMPAGES </w:instrText>
-    </w:r>
-    <w:r>
-      <w:fldChar w:fldCharType="separate"/>
-    </w:r>
-    <w:r>
-      <w:t>1</w:t>
-    </w:r>
-    <w:r>
-      <w:fldChar w:fldCharType="end"/>
-    </w:r>
+    <w:fldSimple w:instr=" NUMPAGES ">
+      <w:r>
+        <w:t>1</w:t>
+      </w:r>
+    </w:fldSimple>
   </w:p>
   <w:p>
     <w:pPr>
@@ -1782,6 +1775,7 @@
   <w:style w:type="character" w:default="1" w:styleId="DefaultParagraphFont">
     <w:name w:val="Default Paragraph Font"/>
     <w:uiPriority w:val="1"/>
+    <w:semiHidden/>
     <w:unhideWhenUsed/>
   </w:style>
   <w:style w:type="table" w:default="1" w:styleId="TableNormal">
